--- a/zaini_case_audit_output/outputs/word/documents/029_ما يفيد استلام السيد_ سليمان السديري أصل عقد البيع موضوع الدعوى والمبرم بين السي.docx
+++ b/zaini_case_audit_output/outputs/word/documents/029_ما يفيد استلام السيد_ سليمان السديري أصل عقد البيع موضوع الدعوى والمبرم بين السي.docx
@@ -51,6 +51,20 @@
           <w:i/>
         </w:rPr>
         <w:t>[مخرج آلي / Script Output - سماوي]  [مخرج آلي يحتاج مراجعة بشرية - وردي]</w:t>
+      </w:r>
+    </w:p>
+    <w:p>
+      <w:pPr>
+        <w:jc w:val="right"/>
+        <w:bidi/>
+      </w:pPr>
+      <w:r>
+        <w:rPr>
+          <w:b w:val="0"/>
+          <w:i/>
+          <w:color w:val="C00000"/>
+        </w:rPr>
+        <w:t>[نص ممسوح OCR صُحِّح ترتيبه آلياً — قد يحتوي أخطاء طفيفة]</w:t>
       </w:r>
     </w:p>
     <w:p/>
@@ -116,7 +130,7 @@
           <w:b w:val="0"/>
           <w:i w:val="0"/>
         </w:rPr>
-        <w:t>الطرف الثاني / أسامه أحمد زيني</w:t>
+        <w:t>ينيز دمحأ هماسأ / يناثلا فرطلا</w:t>
       </w:r>
     </w:p>
     <w:p>
@@ -155,7 +169,7 @@
           <w:b w:val="0"/>
           <w:i w:val="0"/>
         </w:rPr>
-        <w:t>أولاً : أ- القيام على إدارة وتحقيق أهداف الشركة وتأسيس أقسام مختلفة حسب النشاط ومتابعتها : تجاري أو صناعي أو زراعي حيوانية بالشركة القابضة .</w:t>
+        <w:t>. ةضباقلا ةكرشلاب ةيناويح يعارز وأ يعانص وأ يراجت : اهتعباتمو طاشنلا بسح ةفلتخم ماسقأ سيسأتو ةكرشلا فادهأ قيقحتو ةرادإ ىلع مايقلا -أ : ًالوأ</w:t>
       </w:r>
     </w:p>
     <w:p>
@@ -181,7 +195,7 @@
           <w:b w:val="0"/>
           <w:i w:val="0"/>
         </w:rPr>
-        <w:t>استلمت الأصل سليان السوري</w:t>
+        <w:t>يروسلا نايلس لصألا تملتسا</w:t>
       </w:r>
     </w:p>
     <w:p>

--- a/zaini_case_audit_output/outputs/word/documents/029_ما يفيد استلام السيد_ سليمان السديري أصل عقد البيع موضوع الدعوى والمبرم بين السي.docx
+++ b/zaini_case_audit_output/outputs/word/documents/029_ما يفيد استلام السيد_ سليمان السديري أصل عقد البيع موضوع الدعوى والمبرم بين السي.docx
@@ -51,20 +51,6 @@
           <w:i/>
         </w:rPr>
         <w:t>[مخرج آلي / Script Output - سماوي]  [مخرج آلي يحتاج مراجعة بشرية - وردي]</w:t>
-      </w:r>
-    </w:p>
-    <w:p>
-      <w:pPr>
-        <w:jc w:val="right"/>
-        <w:bidi/>
-      </w:pPr>
-      <w:r>
-        <w:rPr>
-          <w:b w:val="0"/>
-          <w:i/>
-          <w:color w:val="C00000"/>
-        </w:rPr>
-        <w:t>[نص ممسوح OCR صُحِّح ترتيبه آلياً — قد يحتوي أخطاء طفيفة]</w:t>
       </w:r>
     </w:p>
     <w:p/>
@@ -130,7 +116,7 @@
           <w:b w:val="0"/>
           <w:i w:val="0"/>
         </w:rPr>
-        <w:t>ينيز دمحأ هماسأ / يناثلا فرطلا</w:t>
+        <w:t>الطرف الثاني / أسامه أحمد زيني</w:t>
       </w:r>
     </w:p>
     <w:p>
@@ -169,7 +155,7 @@
           <w:b w:val="0"/>
           <w:i w:val="0"/>
         </w:rPr>
-        <w:t>. ةضباقلا ةكرشلاب ةيناويح يعارز وأ يعانص وأ يراجت : اهتعباتمو طاشنلا بسح ةفلتخم ماسقأ سيسأتو ةكرشلا فادهأ قيقحتو ةرادإ ىلع مايقلا -أ : ًالوأ</w:t>
+        <w:t>أولاً : أ- القيام على إدارة وتحقيق أهداف الشركة وتأسيس أقسام مختلفة حسب النشاط ومتابعتها : تجاري أو صناعي أو زراعي حيوانية بالشركة القابضة .</w:t>
       </w:r>
     </w:p>
     <w:p>
@@ -195,7 +181,7 @@
           <w:b w:val="0"/>
           <w:i w:val="0"/>
         </w:rPr>
-        <w:t>يروسلا نايلس لصألا تملتسا</w:t>
+        <w:t>استلمت الأصل سليان السوري</w:t>
       </w:r>
     </w:p>
     <w:p>
